--- a/Progres-Fatimah/Jurnal Submit/submit/JRDNM/Sofia Februanti/Prerequisite File Sofia Februanti et all/Title Page.docx
+++ b/Progres-Fatimah/Jurnal Submit/submit/JRDNM/Sofia Februanti/Prerequisite File Sofia Februanti et all/Title Page.docx
@@ -10,7 +10,27 @@
         <w:rPr>
           <w:b/>
         </w:rPr>
-        <w:t>Mothers' Experiences of Relactation to Improve Breastfeeding Practices in Tasikmalaya, Indonesia: A Phenomenological Study</w:t>
+        <w:t xml:space="preserve">  </w:t>
+      </w:r>
+      <w:r>
+        <w:rPr>
+          <w:b/>
+        </w:rPr>
+        <w:t xml:space="preserve">Mothers' Experiences of </w:t>
+      </w:r>
+      <w:proofErr w:type="spellStart"/>
+      <w:r>
+        <w:rPr>
+          <w:b/>
+        </w:rPr>
+        <w:t>Relactation</w:t>
+      </w:r>
+      <w:proofErr w:type="spellEnd"/>
+      <w:r>
+        <w:rPr>
+          <w:b/>
+        </w:rPr>
+        <w:t xml:space="preserve"> to Improve Breastfeeding Practices in Tasikmalaya, Indonesia: A Phenomenological Study</w:t>
       </w:r>
     </w:p>
     <w:p>
